--- a/Project_Animagus/작업 일지/광신_작업일지/작업일지(250407-250413).docx
+++ b/Project_Animagus/작업 일지/광신_작업일지/작업일지(250407-250413).docx
@@ -65,6 +65,7 @@
             <w:pPr>
               <w:jc w:val="center"/>
               <w:rPr>
+                <w:rFonts w:hint="eastAsia"/>
                 <w:b/>
                 <w:sz w:val="18"/>
               </w:rPr>
@@ -75,7 +76,7 @@
                 <w:b/>
                 <w:sz w:val="18"/>
               </w:rPr>
-              <w:t>2018180042</w:t>
+              <w:t>2020182003</w:t>
             </w:r>
             <w:r>
               <w:rPr>
@@ -90,52 +91,7 @@
                 <w:b/>
                 <w:sz w:val="18"/>
               </w:rPr>
-              <w:t>지태준</w:t>
-            </w:r>
-          </w:p>
-          <w:p>
-            <w:pPr>
-              <w:jc w:val="center"/>
-              <w:rPr>
-                <w:b/>
-                <w:sz w:val="18"/>
-              </w:rPr>
-            </w:pPr>
-            <w:r>
-              <w:rPr>
-                <w:rFonts w:hint="eastAsia"/>
-                <w:b/>
-                <w:sz w:val="18"/>
-              </w:rPr>
-              <w:t>2020182003</w:t>
-            </w:r>
-            <w:r>
-              <w:rPr>
-                <w:b/>
-                <w:sz w:val="18"/>
-              </w:rPr>
-              <w:t xml:space="preserve"> </w:t>
-            </w:r>
-            <w:r>
-              <w:rPr>
-                <w:rFonts w:hint="eastAsia"/>
-                <w:b/>
-                <w:sz w:val="18"/>
-              </w:rPr>
               <w:t>고광신</w:t>
-            </w:r>
-          </w:p>
-          <w:p>
-            <w:pPr>
-              <w:jc w:val="center"/>
-            </w:pPr>
-            <w:r>
-              <w:rPr>
-                <w:rFonts w:hint="eastAsia"/>
-                <w:b/>
-                <w:sz w:val="18"/>
-              </w:rPr>
-              <w:t>2020182040 조환희</w:t>
             </w:r>
           </w:p>
         </w:tc>
@@ -226,9 +182,17 @@
             <w:pPr>
               <w:jc w:val="center"/>
               <w:rPr>
-                <w:b/>
-              </w:rPr>
-            </w:pPr>
+                <w:rFonts w:hint="eastAsia"/>
+                <w:b/>
+              </w:rPr>
+            </w:pPr>
+            <w:r>
+              <w:rPr>
+                <w:rFonts w:hint="eastAsia"/>
+                <w:b/>
+              </w:rPr>
+              <w:t>16</w:t>
+            </w:r>
           </w:p>
         </w:tc>
         <w:tc>
@@ -263,7 +227,6 @@
             <w:pPr>
               <w:jc w:val="center"/>
               <w:rPr>
-                <w:rFonts w:hint="eastAsia"/>
                 <w:b/>
               </w:rPr>
             </w:pPr>
@@ -280,7 +243,7 @@
                 <w:b/>
                 <w:sz w:val="22"/>
               </w:rPr>
-              <w:t>4</w:t>
+              <w:t>5</w:t>
             </w:r>
             <w:r>
               <w:rPr>
@@ -295,7 +258,7 @@
                 <w:b/>
                 <w:sz w:val="22"/>
               </w:rPr>
-              <w:t>12</w:t>
+              <w:t>04</w:t>
             </w:r>
             <w:r>
               <w:rPr>
@@ -310,7 +273,7 @@
                 <w:b/>
                 <w:sz w:val="22"/>
               </w:rPr>
-              <w:t>23</w:t>
+              <w:t>07</w:t>
             </w:r>
             <w:r>
               <w:rPr>
@@ -325,22 +288,22 @@
                 <w:b/>
                 <w:sz w:val="22"/>
               </w:rPr>
-              <w:t>4</w:t>
-            </w:r>
-            <w:r>
-              <w:rPr>
-                <w:b/>
-                <w:sz w:val="22"/>
-              </w:rPr>
-              <w:t>.</w:t>
-            </w:r>
-            <w:r>
-              <w:rPr>
-                <w:rFonts w:hint="eastAsia"/>
-                <w:b/>
-                <w:sz w:val="22"/>
-              </w:rPr>
-              <w:t>12.29</w:t>
+              <w:t>5</w:t>
+            </w:r>
+            <w:r>
+              <w:rPr>
+                <w:b/>
+                <w:sz w:val="22"/>
+              </w:rPr>
+              <w:t>.0</w:t>
+            </w:r>
+            <w:r>
+              <w:rPr>
+                <w:rFonts w:hint="eastAsia"/>
+                <w:b/>
+                <w:sz w:val="22"/>
+              </w:rPr>
+              <w:t>4.13</w:t>
             </w:r>
           </w:p>
         </w:tc>
@@ -431,66 +394,12 @@
           </w:tcPr>
           <w:p>
             <w:pPr>
-              <w:pStyle w:val="a4"/>
-              <w:numPr>
-                <w:ilvl w:val="0"/>
-                <w:numId w:val="2"/>
-              </w:numPr>
-              <w:ind w:leftChars="0"/>
               <w:jc w:val="left"/>
               <w:rPr>
-                <w:b/>
-              </w:rPr>
-            </w:pPr>
-            <w:r>
-              <w:rPr>
-                <w:rFonts w:hint="eastAsia"/>
-                <w:b/>
-              </w:rPr>
-              <w:t>지태준</w:t>
-            </w:r>
-          </w:p>
-          <w:p>
-            <w:pPr>
-              <w:pStyle w:val="a4"/>
-              <w:numPr>
-                <w:ilvl w:val="0"/>
-                <w:numId w:val="2"/>
-              </w:numPr>
-              <w:ind w:leftChars="0"/>
-              <w:jc w:val="left"/>
-              <w:rPr>
-                <w:b/>
-              </w:rPr>
-            </w:pPr>
-            <w:r>
-              <w:rPr>
-                <w:rFonts w:hint="eastAsia"/>
-                <w:b/>
-              </w:rPr>
-              <w:t>고광신</w:t>
-            </w:r>
-          </w:p>
-          <w:p>
-            <w:pPr>
-              <w:pStyle w:val="a4"/>
-              <w:numPr>
-                <w:ilvl w:val="0"/>
-                <w:numId w:val="2"/>
-              </w:numPr>
-              <w:ind w:leftChars="0"/>
-              <w:jc w:val="left"/>
-              <w:rPr>
-                <w:b/>
-              </w:rPr>
-            </w:pPr>
-            <w:r>
-              <w:rPr>
-                <w:rFonts w:hint="eastAsia"/>
-                <w:b/>
-              </w:rPr>
-              <w:t>조환희</w:t>
-            </w:r>
+                <w:rFonts w:hint="eastAsia"/>
+                <w:b/>
+              </w:rPr>
+            </w:pPr>
           </w:p>
         </w:tc>
       </w:tr>
@@ -521,80 +430,9 @@
     </w:p>
     <w:p>
       <w:pPr>
-        <w:pStyle w:val="a4"/>
-        <w:numPr>
-          <w:ilvl w:val="1"/>
-          <w:numId w:val="1"/>
-        </w:numPr>
-        <w:ind w:leftChars="0"/>
-        <w:rPr>
-          <w:sz w:val="22"/>
-        </w:rPr>
-      </w:pPr>
-      <w:r>
         <w:rPr>
           <w:rFonts w:hint="eastAsia"/>
           <w:b/>
-          <w:sz w:val="28"/>
-          <w:szCs w:val="28"/>
-        </w:rPr>
-        <w:t>지태준</w:t>
-      </w:r>
-    </w:p>
-    <w:p>
-      <w:pPr>
-        <w:pStyle w:val="a4"/>
-        <w:numPr>
-          <w:ilvl w:val="1"/>
-          <w:numId w:val="1"/>
-        </w:numPr>
-        <w:ind w:leftChars="0"/>
-        <w:rPr>
-          <w:sz w:val="22"/>
-        </w:rPr>
-      </w:pPr>
-      <w:r>
-        <w:rPr>
-          <w:rFonts w:hint="eastAsia"/>
-          <w:b/>
-          <w:sz w:val="28"/>
-          <w:szCs w:val="28"/>
-        </w:rPr>
-        <w:t>고광신</w:t>
-      </w:r>
-    </w:p>
-    <w:p>
-      <w:pPr>
-        <w:pStyle w:val="a4"/>
-        <w:numPr>
-          <w:ilvl w:val="1"/>
-          <w:numId w:val="1"/>
-        </w:numPr>
-        <w:ind w:leftChars="0"/>
-        <w:rPr>
-          <w:rFonts w:hint="eastAsia"/>
-          <w:sz w:val="22"/>
-        </w:rPr>
-      </w:pPr>
-      <w:r>
-        <w:rPr>
-          <w:rFonts w:hint="eastAsia"/>
-          <w:b/>
-          <w:sz w:val="28"/>
-          <w:szCs w:val="28"/>
-        </w:rPr>
-        <w:t>조환희</w:t>
-      </w:r>
-      <w:r>
-        <w:rPr>
-          <w:sz w:val="22"/>
-        </w:rPr>
-        <w:br/>
-      </w:r>
-    </w:p>
-    <w:p>
-      <w:pPr>
-        <w:rPr>
           <w:sz w:val="22"/>
         </w:rPr>
       </w:pPr>
@@ -731,10 +569,19 @@
             <w:pPr>
               <w:jc w:val="center"/>
               <w:rPr>
-                <w:b/>
-                <w:sz w:val="22"/>
-              </w:rPr>
-            </w:pPr>
+                <w:rFonts w:hint="eastAsia"/>
+                <w:b/>
+                <w:sz w:val="22"/>
+              </w:rPr>
+            </w:pPr>
+            <w:r>
+              <w:rPr>
+                <w:rFonts w:hint="eastAsia"/>
+                <w:b/>
+                <w:sz w:val="22"/>
+              </w:rPr>
+              <w:t>17</w:t>
+            </w:r>
           </w:p>
         </w:tc>
         <w:tc>
@@ -768,6 +615,9 @@
           <w:p>
             <w:pPr>
               <w:jc w:val="center"/>
+              <w:rPr>
+                <w:rFonts w:hint="eastAsia"/>
+              </w:rPr>
             </w:pPr>
             <w:r>
               <w:rPr>
@@ -782,7 +632,7 @@
                 <w:b/>
                 <w:sz w:val="22"/>
               </w:rPr>
-              <w:t>4</w:t>
+              <w:t>5</w:t>
             </w:r>
             <w:r>
               <w:rPr>
@@ -793,18 +643,11 @@
             </w:r>
             <w:r>
               <w:rPr>
-                <w:b/>
-                <w:sz w:val="22"/>
-              </w:rPr>
-              <w:t>1</w:t>
-            </w:r>
-            <w:r>
-              <w:rPr>
-                <w:rFonts w:hint="eastAsia"/>
-                <w:b/>
-                <w:sz w:val="22"/>
-              </w:rPr>
-              <w:t>2</w:t>
+                <w:rFonts w:hint="eastAsia"/>
+                <w:b/>
+                <w:sz w:val="22"/>
+              </w:rPr>
+              <w:t>04</w:t>
             </w:r>
             <w:r>
               <w:rPr>
@@ -819,7 +662,7 @@
                 <w:b/>
                 <w:sz w:val="22"/>
               </w:rPr>
-              <w:t>30</w:t>
+              <w:t>14</w:t>
             </w:r>
             <w:r>
               <w:rPr>
@@ -845,25 +688,19 @@
             </w:r>
             <w:r>
               <w:rPr>
-                <w:b/>
-                <w:sz w:val="22"/>
-              </w:rPr>
-              <w:t>1</w:t>
-            </w:r>
-            <w:r>
-              <w:rPr>
-                <w:b/>
-                <w:sz w:val="22"/>
-              </w:rPr>
-              <w:t>.</w:t>
-            </w:r>
-            <w:r>
-              <w:rPr>
-                <w:rFonts w:hint="eastAsia"/>
-                <w:b/>
-                <w:sz w:val="22"/>
-              </w:rPr>
-              <w:t>05</w:t>
+                <w:rFonts w:hint="eastAsia"/>
+                <w:b/>
+                <w:sz w:val="22"/>
+              </w:rPr>
+              <w:t>4.</w:t>
+            </w:r>
+            <w:r>
+              <w:rPr>
+                <w:rFonts w:hint="eastAsia"/>
+                <w:b/>
+                <w:sz w:val="22"/>
+              </w:rPr>
+              <w:t>20</w:t>
             </w:r>
           </w:p>
         </w:tc>
@@ -902,52 +739,6 @@
             <w:vAlign w:val="center"/>
           </w:tcPr>
           <w:p>
-            <w:r>
-              <w:rPr>
-                <w:rFonts w:hint="eastAsia"/>
-              </w:rPr>
-              <w:t>지태준</w:t>
-            </w:r>
-            <w:r>
-              <w:rPr>
-                <w:rFonts w:hint="eastAsia"/>
-              </w:rPr>
-              <w:t>:</w:t>
-            </w:r>
-            <w:r>
-              <w:t xml:space="preserve"> </w:t>
-            </w:r>
-          </w:p>
-          <w:p>
-            <w:r>
-              <w:rPr>
-                <w:rFonts w:hint="eastAsia"/>
-              </w:rPr>
-              <w:t>고광신</w:t>
-            </w:r>
-            <w:r>
-              <w:rPr>
-                <w:rFonts w:hint="eastAsia"/>
-              </w:rPr>
-              <w:t>:</w:t>
-            </w:r>
-            <w:r>
-              <w:t xml:space="preserve"> </w:t>
-            </w:r>
-          </w:p>
-          <w:p>
-            <w:r>
-              <w:rPr>
-                <w:rFonts w:hint="eastAsia"/>
-              </w:rPr>
-              <w:t>조환희</w:t>
-            </w:r>
-            <w:r>
-              <w:rPr>
-                <w:rFonts w:hint="eastAsia"/>
-              </w:rPr>
-              <w:t>:</w:t>
-            </w:r>
             <w:r>
               <w:t xml:space="preserve"> </w:t>
             </w:r>

--- a/Project_Animagus/작업 일지/광신_작업일지/작업일지(250407-250413).docx
+++ b/Project_Animagus/작업 일지/광신_작업일지/작업일지(250407-250413).docx
@@ -65,7 +65,6 @@
             <w:pPr>
               <w:jc w:val="center"/>
               <w:rPr>
-                <w:rFonts w:hint="eastAsia"/>
                 <w:b/>
                 <w:sz w:val="18"/>
               </w:rPr>
@@ -182,7 +181,6 @@
             <w:pPr>
               <w:jc w:val="center"/>
               <w:rPr>
-                <w:rFonts w:hint="eastAsia"/>
                 <w:b/>
               </w:rPr>
             </w:pPr>
@@ -396,10 +394,47 @@
             <w:pPr>
               <w:jc w:val="left"/>
               <w:rPr>
-                <w:rFonts w:hint="eastAsia"/>
-                <w:b/>
-              </w:rPr>
-            </w:pPr>
+                <w:b/>
+              </w:rPr>
+            </w:pPr>
+            <w:r>
+              <w:rPr>
+                <w:rFonts w:hint="eastAsia"/>
+                <w:b/>
+              </w:rPr>
+              <w:t>행동트리 보완</w:t>
+            </w:r>
+          </w:p>
+          <w:p>
+            <w:pPr>
+              <w:jc w:val="left"/>
+              <w:rPr>
+                <w:b/>
+              </w:rPr>
+            </w:pPr>
+            <w:r>
+              <w:rPr>
+                <w:rFonts w:hint="eastAsia"/>
+                <w:b/>
+              </w:rPr>
+              <w:t>낙하 애니메이션 수정</w:t>
+            </w:r>
+          </w:p>
+          <w:p>
+            <w:pPr>
+              <w:jc w:val="left"/>
+              <w:rPr>
+                <w:rFonts w:hint="eastAsia"/>
+                <w:b/>
+              </w:rPr>
+            </w:pPr>
+            <w:r>
+              <w:rPr>
+                <w:rFonts w:hint="eastAsia"/>
+                <w:b/>
+              </w:rPr>
+              <w:t>죽었을 때 키보드를 통해 관전할 수 있도록 함</w:t>
+            </w:r>
           </w:p>
         </w:tc>
       </w:tr>
@@ -426,6 +461,132 @@
           <w:sz w:val="22"/>
         </w:rPr>
         <w:t>&lt;상세 수행내용&gt;</w:t>
+      </w:r>
+    </w:p>
+    <w:p>
+      <w:pPr>
+        <w:rPr>
+          <w:b/>
+          <w:sz w:val="22"/>
+        </w:rPr>
+      </w:pPr>
+      <w:r>
+        <w:rPr>
+          <w:b/>
+          <w:noProof/>
+          <w:sz w:val="22"/>
+        </w:rPr>
+        <w:drawing>
+          <wp:inline distT="0" distB="0" distL="0" distR="0" wp14:anchorId="4E5301C8" wp14:editId="2F385036">
+            <wp:extent cx="3576946" cy="3526971"/>
+            <wp:effectExtent l="0" t="0" r="5080" b="0"/>
+            <wp:docPr id="205630605" name="그림 1"/>
+            <wp:cNvGraphicFramePr>
+              <a:graphicFrameLocks xmlns:a="http://schemas.openxmlformats.org/drawingml/2006/main" noChangeAspect="1"/>
+            </wp:cNvGraphicFramePr>
+            <a:graphic xmlns:a="http://schemas.openxmlformats.org/drawingml/2006/main">
+              <a:graphicData uri="http://schemas.openxmlformats.org/drawingml/2006/picture">
+                <pic:pic xmlns:pic="http://schemas.openxmlformats.org/drawingml/2006/picture">
+                  <pic:nvPicPr>
+                    <pic:cNvPr id="0" name="Picture 1"/>
+                    <pic:cNvPicPr>
+                      <a:picLocks noChangeAspect="1" noChangeArrowheads="1"/>
+                    </pic:cNvPicPr>
+                  </pic:nvPicPr>
+                  <pic:blipFill>
+                    <a:blip r:embed="rId7" cstate="print">
+                      <a:extLst>
+                        <a:ext uri="{28A0092B-C50C-407E-A947-70E740481C1C}">
+                          <a14:useLocalDpi xmlns:a14="http://schemas.microsoft.com/office/drawing/2010/main" val="0"/>
+                        </a:ext>
+                      </a:extLst>
+                    </a:blip>
+                    <a:srcRect/>
+                    <a:stretch>
+                      <a:fillRect/>
+                    </a:stretch>
+                  </pic:blipFill>
+                  <pic:spPr bwMode="auto">
+                    <a:xfrm>
+                      <a:off x="0" y="0"/>
+                      <a:ext cx="3579173" cy="3529167"/>
+                    </a:xfrm>
+                    <a:prstGeom prst="rect">
+                      <a:avLst/>
+                    </a:prstGeom>
+                    <a:noFill/>
+                    <a:ln>
+                      <a:noFill/>
+                    </a:ln>
+                  </pic:spPr>
+                </pic:pic>
+              </a:graphicData>
+            </a:graphic>
+          </wp:inline>
+        </w:drawing>
+      </w:r>
+    </w:p>
+    <w:p>
+      <w:pPr>
+        <w:rPr>
+          <w:bCs/>
+          <w:sz w:val="22"/>
+        </w:rPr>
+      </w:pPr>
+      <w:r>
+        <w:rPr>
+          <w:rFonts w:hint="eastAsia"/>
+          <w:bCs/>
+          <w:sz w:val="22"/>
+        </w:rPr>
+        <w:t>키보드 방향키로 카메라 타겟을 변경해서 관전할 수 있도록 했음</w:t>
+      </w:r>
+    </w:p>
+    <w:p>
+      <w:pPr>
+        <w:rPr>
+          <w:rFonts w:hint="eastAsia"/>
+          <w:bCs/>
+          <w:sz w:val="22"/>
+        </w:rPr>
+      </w:pPr>
+      <w:r>
+        <w:rPr>
+          <w:rFonts w:hint="eastAsia"/>
+          <w:bCs/>
+          <w:sz w:val="22"/>
+        </w:rPr>
+        <w:t xml:space="preserve">입력값을 -1, 1로 변환하고 </w:t>
+      </w:r>
+      <w:r>
+        <w:rPr>
+          <w:bCs/>
+          <w:sz w:val="22"/>
+        </w:rPr>
+        <w:t>(idx + Direction + Num) % Num</w:t>
+      </w:r>
+      <w:r>
+        <w:rPr>
+          <w:rFonts w:hint="eastAsia"/>
+          <w:bCs/>
+          <w:sz w:val="22"/>
+        </w:rPr>
+        <w:t xml:space="preserve">를 통해 </w:t>
+      </w:r>
+      <w:r>
+        <w:rPr>
+          <w:bCs/>
+          <w:sz w:val="22"/>
+        </w:rPr>
+        <w:t>음수 인덱스를 방지하면서 방향대로 순회하</w:t>
+      </w:r>
+      <w:r>
+        <w:rPr>
+          <w:rFonts w:hint="eastAsia"/>
+          <w:bCs/>
+          <w:sz w:val="22"/>
+        </w:rPr>
+        <w:t>게 하고 한 바퀴 동안 찾지 못 하면 종료하게 했음</w:t>
       </w:r>
     </w:p>
     <w:p>
@@ -495,7 +656,16 @@
           <w:p>
             <w:pPr>
               <w:jc w:val="left"/>
-            </w:pPr>
+              <w:rPr>
+                <w:rFonts w:hint="eastAsia"/>
+              </w:rPr>
+            </w:pPr>
+            <w:r>
+              <w:rPr>
+                <w:rFonts w:hint="eastAsia"/>
+              </w:rPr>
+              <w:t>배열을 클라가 알고 있는데 원래는 서버에서 관리해야한다.</w:t>
+            </w:r>
           </w:p>
         </w:tc>
         <w:tc>
@@ -529,7 +699,16 @@
           <w:p>
             <w:pPr>
               <w:jc w:val="left"/>
-            </w:pPr>
+              <w:rPr>
+                <w:rFonts w:hint="eastAsia"/>
+              </w:rPr>
+            </w:pPr>
+            <w:r>
+              <w:rPr>
+                <w:rFonts w:hint="eastAsia"/>
+              </w:rPr>
+              <w:t>서버 팀원과 상의해서 해결한다.</w:t>
+            </w:r>
           </w:p>
         </w:tc>
       </w:tr>
@@ -569,7 +748,6 @@
             <w:pPr>
               <w:jc w:val="center"/>
               <w:rPr>
-                <w:rFonts w:hint="eastAsia"/>
                 <w:b/>
                 <w:sz w:val="22"/>
               </w:rPr>
@@ -615,9 +793,6 @@
           <w:p>
             <w:pPr>
               <w:jc w:val="center"/>
-              <w:rPr>
-                <w:rFonts w:hint="eastAsia"/>
-              </w:rPr>
             </w:pPr>
             <w:r>
               <w:rPr>
@@ -692,15 +867,7 @@
                 <w:b/>
                 <w:sz w:val="22"/>
               </w:rPr>
-              <w:t>4.</w:t>
-            </w:r>
-            <w:r>
-              <w:rPr>
-                <w:rFonts w:hint="eastAsia"/>
-                <w:b/>
-                <w:sz w:val="22"/>
-              </w:rPr>
-              <w:t>20</w:t>
+              <w:t>4.20</w:t>
             </w:r>
           </w:p>
         </w:tc>
@@ -740,7 +907,18 @@
           </w:tcPr>
           <w:p>
             <w:r>
-              <w:t xml:space="preserve"> </w:t>
+              <w:rPr>
+                <w:rFonts w:hint="eastAsia"/>
+              </w:rPr>
+              <w:t xml:space="preserve">행동트리 보완 </w:t>
+            </w:r>
+          </w:p>
+          <w:p>
+            <w:r>
+              <w:rPr>
+                <w:rFonts w:hint="eastAsia"/>
+              </w:rPr>
+              <w:t>스킬이 상대 방향으로 날아가도록 수정</w:t>
             </w:r>
           </w:p>
         </w:tc>
@@ -769,6 +947,7 @@
                 <w:b/>
                 <w:sz w:val="22"/>
               </w:rPr>
+              <w:lastRenderedPageBreak/>
               <w:t>지도교수</w:t>
             </w:r>
           </w:p>
@@ -1521,7 +1700,6 @@
   <w:style w:type="character" w:default="1" w:styleId="a0">
     <w:name w:val="Default Paragraph Font"/>
     <w:uiPriority w:val="1"/>
-    <w:semiHidden/>
     <w:unhideWhenUsed/>
   </w:style>
   <w:style w:type="table" w:default="1" w:styleId="a1">
